--- a/output/docx/fr/BUFR_TableD_fr_08.docx
+++ b/output/docx/fr/BUFR_TableD_fr_08.docx
@@ -939,7 +939,7 @@
                 <w:b w:val="0"/>
                 <w:sz w:val="16"/>
               </w:rPr>
-              <w:t>Note 13: Ce facteur de répétition a pour valeur 1 lorsque la description porte sur un cercle ou un point et 2 lorsqu’elle porte sur une ligne. Dans le cas d’un polygone, la description se fait à l’aide d’une série d’au moins trois points contigus conformément à la note de la table de code 0 08 007.</w:t>
+              <w:t>Note D13: Ce facteur de répétition a pour valeur 1 lorsque la description porte sur un cercle ou un point et 2 lorsqu’elle porte sur une ligne. Dans le cas d’un polygone, la description se fait à l’aide d’une série d’au moins trois points contigus conformément à la note de la table de code 0 08 007.</w:t>
             </w:r>
           </w:p>
         </w:tc>
@@ -1020,7 +1020,7 @@
                 <w:b w:val="0"/>
                 <w:sz w:val="16"/>
               </w:rPr>
-              <w:t>Note 13: Ce facteur de répétition a pour valeur 1 lorsque la description porte sur un cercle ou un point et 2 lorsqu’elle porte sur une ligne. Dans le cas d’un polygone, la description se fait à l’aide d’une série d’au moins trois points contigus conformément à la note de la table de code 0 08 007.</w:t>
+              <w:t>Note D13: Ce facteur de répétition a pour valeur 1 lorsque la description porte sur un cercle ou un point et 2 lorsqu’elle porte sur une ligne. Dans le cas d’un polygone, la description se fait à l’aide d’une série d’au moins trois points contigus conformément à la note de la table de code 0 08 007.</w:t>
             </w:r>
           </w:p>
         </w:tc>
@@ -1100,7 +1100,7 @@
                 <w:b w:val="0"/>
                 <w:sz w:val="16"/>
               </w:rPr>
-              <w:t>Note 13: Ce facteur de répétition a pour valeur 1 lorsque la description porte sur un cercle ou un point et 2 lorsqu’elle porte sur une ligne. Dans le cas d’un polygone, la description se fait à l’aide d’une série d’au moins trois points contigus conformément à la note de la table de code 0 08 007.</w:t>
+              <w:t>Note D13: Ce facteur de répétition a pour valeur 1 lorsque la description porte sur un cercle ou un point et 2 lorsqu’elle porte sur une ligne. Dans le cas d’un polygone, la description se fait à l’aide d’une série d’au moins trois points contigus conformément à la note de la table de code 0 08 007.</w:t>
             </w:r>
           </w:p>
         </w:tc>
@@ -5373,7 +5373,7 @@
                 <w:b w:val="0"/>
                 <w:sz w:val="16"/>
               </w:rPr>
-              <w:t>Note 59: Indication du début de la période d’un mois.</w:t>
+              <w:t>Note D59: Indication du début de la période d’un mois.</w:t>
             </w:r>
           </w:p>
         </w:tc>
@@ -5453,7 +5453,7 @@
                 <w:b w:val="0"/>
                 <w:sz w:val="16"/>
               </w:rPr>
-              <w:t>Note 59: Indication du début de la période d’un mois.</w:t>
+              <w:t>Note D59: Indication du début de la période d’un mois.</w:t>
             </w:r>
           </w:p>
         </w:tc>
@@ -5612,7 +5612,7 @@
                 <w:b w:val="0"/>
                 <w:sz w:val="16"/>
               </w:rPr>
-              <w:t>Note 25: Si la hauteur du capteur a été modifiée au cours du mois, la valeur indiquée correspond à la hauteur en vigueur la plus grande partie du mois.</w:t>
+              <w:t>Note D25: Si la hauteur du capteur a été modifiée au cours du mois, la valeur indiquée correspond à la hauteur en vigueur la plus grande partie du mois.</w:t>
             </w:r>
           </w:p>
         </w:tc>
@@ -5692,7 +5692,7 @@
                 <w:b w:val="0"/>
                 <w:sz w:val="16"/>
               </w:rPr>
-              <w:t>Note 25: Si la hauteur du capteur a été modifiée au cours du mois, la valeur indiquée correspond à la hauteur en vigueur la plus grande partie du mois.</w:t>
+              <w:t>Note D25: Si la hauteur du capteur a été modifiée au cours du mois, la valeur indiquée correspond à la hauteur en vigueur la plus grande partie du mois.</w:t>
             </w:r>
           </w:p>
         </w:tc>
@@ -5773,7 +5773,7 @@
                 <w:b w:val="0"/>
                 <w:sz w:val="16"/>
               </w:rPr>
-              <w:t>Note 59: Indication du début de la période d’un mois.</w:t>
+              <w:t>Note D59: Indication du début de la période d’un mois.</w:t>
             </w:r>
           </w:p>
         </w:tc>
@@ -6093,7 +6093,7 @@
                 <w:b w:val="0"/>
                 <w:sz w:val="16"/>
               </w:rPr>
-              <w:t>Note 25: Si la hauteur du capteur a été modifiée au cours du mois, la valeur indiquée correspond à la hauteur en vigueur la plus grande partie du mois.</w:t>
+              <w:t>Note D25: Si la hauteur du capteur a été modifiée au cours du mois, la valeur indiquée correspond à la hauteur en vigueur la plus grande partie du mois.</w:t>
             </w:r>
           </w:p>
         </w:tc>
@@ -6174,7 +6174,7 @@
                 <w:b w:val="0"/>
                 <w:sz w:val="16"/>
               </w:rPr>
-              <w:t>Note 25: Si la hauteur du capteur a été modifiée au cours du mois, la valeur indiquée correspond à la hauteur en vigueur la plus grande partie du mois.</w:t>
+              <w:t>Note D25: Si la hauteur du capteur a été modifiée au cours du mois, la valeur indiquée correspond à la hauteur en vigueur la plus grande partie du mois.</w:t>
             </w:r>
           </w:p>
         </w:tc>
@@ -6733,7 +6733,7 @@
                 <w:b w:val="0"/>
                 <w:sz w:val="16"/>
               </w:rPr>
-              <w:t>Note 27: Si des précipitations sont mesurées, la période d’un mois débute à 06 UTC le premier jour du mois et se termine à 06 UTC le premier jour du mois suivant.</w:t>
+              <w:t>Note D27: Si des précipitations sont mesurées, la période d’un mois débute à 06 UTC le premier jour du mois et se termine à 06 UTC le premier jour du mois suivant.</w:t>
             </w:r>
           </w:p>
         </w:tc>
@@ -6814,7 +6814,7 @@
                 <w:b w:val="0"/>
                 <w:sz w:val="16"/>
               </w:rPr>
-              <w:t>Note 27: Si des précipitations sont mesurées, la période d’un mois débute à 06 UTC le premier jour du mois et se termine à 06 UTC le premier jour du mois suivant.</w:t>
+              <w:t>Note D27: Si des précipitations sont mesurées, la période d’un mois débute à 06 UTC le premier jour du mois et se termine à 06 UTC le premier jour du mois suivant.</w:t>
             </w:r>
           </w:p>
         </w:tc>
@@ -6895,7 +6895,7 @@
                 <w:b w:val="0"/>
                 <w:sz w:val="16"/>
               </w:rPr>
-              <w:t>Note 27: Si des précipitations sont mesurées, la période d’un mois débute à 06 UTC le premier jour du mois et se termine à 06 UTC le premier jour du mois suivant.</w:t>
+              <w:t>Note D27: Si des précipitations sont mesurées, la période d’un mois débute à 06 UTC le premier jour du mois et se termine à 06 UTC le premier jour du mois suivant.</w:t>
             </w:r>
           </w:p>
         </w:tc>
@@ -6975,7 +6975,7 @@
                 <w:b w:val="0"/>
                 <w:sz w:val="16"/>
               </w:rPr>
-              <w:t>Note 25: Si la hauteur du capteur a été modifiée au cours du mois, la valeur indiquée correspond à la hauteur en vigueur la plus grande partie du mois.</w:t>
+              <w:t>Note D25: Si la hauteur du capteur a été modifiée au cours du mois, la valeur indiquée correspond à la hauteur en vigueur la plus grande partie du mois.</w:t>
             </w:r>
           </w:p>
         </w:tc>
@@ -7739,7 +7739,7 @@
                 <w:b w:val="0"/>
                 <w:sz w:val="16"/>
               </w:rPr>
-              <w:t>Note 59: Indication du début de la période d’un mois.</w:t>
+              <w:t>Note D59: Indication du début de la période d’un mois.</w:t>
             </w:r>
           </w:p>
         </w:tc>
@@ -7820,7 +7820,7 @@
                 <w:b w:val="0"/>
                 <w:sz w:val="16"/>
               </w:rPr>
-              <w:t>Note 59: Indication du début de la période d’un mois.</w:t>
+              <w:t>Note D59: Indication du début de la période d’un mois.</w:t>
             </w:r>
           </w:p>
         </w:tc>
@@ -7901,7 +7901,7 @@
                 <w:b w:val="0"/>
                 <w:sz w:val="16"/>
               </w:rPr>
-              <w:t>Note 59: Indication du début de la période d’un mois.</w:t>
+              <w:t>Note D59: Indication du début de la période d’un mois.</w:t>
             </w:r>
           </w:p>
         </w:tc>
@@ -8224,7 +8224,7 @@
                 <w:b w:val="0"/>
                 <w:sz w:val="16"/>
               </w:rPr>
-              <w:t>Note 25: Si la hauteur du capteur a été modifiée au cours du mois, la valeur indiquée correspond à la hauteur en vigueur la plus grande partie du mois.</w:t>
+              <w:t>Note D25: Si la hauteur du capteur a été modifiée au cours du mois, la valeur indiquée correspond à la hauteur en vigueur la plus grande partie du mois.</w:t>
             </w:r>
           </w:p>
         </w:tc>
@@ -8305,7 +8305,7 @@
                 <w:b w:val="0"/>
                 <w:sz w:val="16"/>
               </w:rPr>
-              <w:t>Note 25: Si la hauteur du capteur a été modifiée au cours du mois, la valeur indiquée correspond à la hauteur en vigueur la plus grande partie du mois.</w:t>
+              <w:t>Note D25: Si la hauteur du capteur a été modifiée au cours du mois, la valeur indiquée correspond à la hauteur en vigueur la plus grande partie du mois.</w:t>
             </w:r>
           </w:p>
         </w:tc>
@@ -9107,7 +9107,7 @@
                 <w:b w:val="0"/>
                 <w:sz w:val="16"/>
               </w:rPr>
-              <w:t>Note 27: Si des précipitations sont mesurées, la période d’un mois débute à 06 UTC le premier jour du mois et se termine à 06 UTC le premier jour du mois suivant.</w:t>
+              <w:t>Note D27: Si des précipitations sont mesurées, la période d’un mois débute à 06 UTC le premier jour du mois et se termine à 06 UTC le premier jour du mois suivant.</w:t>
             </w:r>
           </w:p>
         </w:tc>
@@ -9188,7 +9188,7 @@
                 <w:b w:val="0"/>
                 <w:sz w:val="16"/>
               </w:rPr>
-              <w:t>Note 27: Si des précipitations sont mesurées, la période d’un mois débute à 06 UTC le premier jour du mois et se termine à 06 UTC le premier jour du mois suivant.</w:t>
+              <w:t>Note D27: Si des précipitations sont mesurées, la période d’un mois débute à 06 UTC le premier jour du mois et se termine à 06 UTC le premier jour du mois suivant.</w:t>
             </w:r>
           </w:p>
         </w:tc>
@@ -9349,7 +9349,7 @@
                 <w:b w:val="0"/>
                 <w:sz w:val="16"/>
               </w:rPr>
-              <w:t>Note 25: Si la hauteur du capteur a été modifiée au cours du mois, la valeur indiquée correspond à la hauteur en vigueur la plus grande partie du mois.</w:t>
+              <w:t>Note D25: Si la hauteur du capteur a été modifiée au cours du mois, la valeur indiquée correspond à la hauteur en vigueur la plus grande partie du mois.</w:t>
             </w:r>
           </w:p>
         </w:tc>
@@ -14019,7 +14019,7 @@
                 <w:b w:val="0"/>
                 <w:sz w:val="16"/>
               </w:rPr>
-              <w:t>Note 41: Une valeur de –0,001 pour l’épaisseur de neige fraîche (0 13 118) avant mise à l’échelle (–1 après mise à l’échelle ou en CREX) indique qu’il y a peu de neige (moins de 0,0005 m). Une valeur de –0,002 avant mise à l’échelle (–2 après mise à l’échelle ou en CREX) indique une «couche de neige non continue».</w:t>
+              <w:t>(voir note 5)</w:t>
             </w:r>
           </w:p>
         </w:tc>
@@ -15139,7 +15139,7 @@
                 <w:b w:val="0"/>
                 <w:sz w:val="16"/>
               </w:rPr>
-              <w:t>Note 39: En ce qui concerne le descripteur 0 13 009, les expéditeurs de ces données veulent être en mesure de garder la valeur brute (c’est-à-dire non traitée) de l’humidité relative transmise par le capteur, afin de pouvoir déceler, entre autres, le début du disfonctionnement d’un capteur. Ce dernier cas se produit lorsqu’une valeur négative peut apparaître. Pour un échange avec d’autres pays à l’échelle mondiale, il est possible que seules les valeurs traitées soient envoyées.</w:t>
+              <w:t>(voir note 6)</w:t>
             </w:r>
           </w:p>
         </w:tc>
@@ -15540,7 +15540,6 @@
                 <w:b w:val="0"/>
                 <w:sz w:val="16"/>
               </w:rPr>
-              <w:t>Note 37: La concentration d’hydrométéores nuageux (0 20 130) représente le nombre d’hydrométéores dans un volume de 1 dm 3 .</w:t>
             </w:r>
           </w:p>
         </w:tc>
@@ -15621,7 +15620,7 @@
                 <w:b w:val="0"/>
                 <w:sz w:val="16"/>
               </w:rPr>
-              <w:t>Note 37: La concentration d’hydrométéores nuageux (0 20 130) représente le nombre d’hydrométéores dans un volume de 1 dm 3 .</w:t>
+              <w:t>(voir note 7)</w:t>
             </w:r>
           </w:p>
         </w:tc>
@@ -15701,7 +15700,7 @@
                 <w:b w:val="0"/>
                 <w:sz w:val="16"/>
               </w:rPr>
-              <w:t>Note 22: L'expression 'mesure ciel couvert' indique que les valeurs de sondage sont obtenues uniquement a partir de donnees HIRS stratospheriques, de donnees MSU et de donnees SSU. Le ciel etant couvert, on n'a pas utilise de donnees HIRS tropospheriques.</w:t>
+              <w:t>(voir note 8)</w:t>
             </w:r>
           </w:p>
         </w:tc>
@@ -18389,7 +18388,7 @@
                 <w:b w:val="0"/>
                 <w:sz w:val="16"/>
               </w:rPr>
-              <w:t>Note 41: Une valeur de –0,001 pour l’épaisseur de neige fraîche (0 13 118) avant mise à l’échelle (–1 après mise à l’échelle ou en CREX) indique qu’il y a peu de neige (moins de 0,0005 m). Une valeur de –0,002 avant mise à l’échelle (–2 après mise à l’échelle ou en CREX) indique une «couche de neige non continue».</w:t>
+              <w:t>(voir note 5)</w:t>
             </w:r>
           </w:p>
         </w:tc>
@@ -19509,7 +19508,7 @@
                 <w:b w:val="0"/>
                 <w:sz w:val="16"/>
               </w:rPr>
-              <w:t>Note 39: En ce qui concerne le descripteur 0 13 009, les expéditeurs de ces données veulent être en mesure de garder la valeur brute (c’est-à-dire non traitée) de l’humidité relative transmise par le capteur, afin de pouvoir déceler, entre autres, le début du disfonctionnement d’un capteur. Ce dernier cas se produit lorsqu’une valeur négative peut apparaître. Pour un échange avec d’autres pays à l’échelle mondiale, il est possible que seules les valeurs traitées soient envoyées.</w:t>
+              <w:t>(voir note 6)</w:t>
             </w:r>
           </w:p>
         </w:tc>
@@ -19910,7 +19909,6 @@
                 <w:b w:val="0"/>
                 <w:sz w:val="16"/>
               </w:rPr>
-              <w:t>Note 37: La concentration d’hydrométéores nuageux (0 20 130) représente le nombre d’hydrométéores dans un volume de 1 dm 3 .</w:t>
             </w:r>
           </w:p>
         </w:tc>
@@ -19991,7 +19989,7 @@
                 <w:b w:val="0"/>
                 <w:sz w:val="16"/>
               </w:rPr>
-              <w:t>Note 37: La concentration d’hydrométéores nuageux (0 20 130) représente le nombre d’hydrométéores dans un volume de 1 dm 3 .</w:t>
+              <w:t>(voir note 7)</w:t>
             </w:r>
           </w:p>
         </w:tc>
@@ -20071,7 +20069,7 @@
                 <w:b w:val="0"/>
                 <w:sz w:val="16"/>
               </w:rPr>
-              <w:t>Note 22: L'expression 'mesure ciel couvert' indique que les valeurs de sondage sont obtenues uniquement a partir de donnees HIRS stratospheriques, de donnees MSU et de donnees SSU. Le ciel etant couvert, on n'a pas utilise de donnees HIRS tropospheriques.</w:t>
+              <w:t>(voir note 8)</w:t>
             </w:r>
           </w:p>
         </w:tc>
